--- a/Contract_template.docx
+++ b/Contract_template.docx
@@ -88,13 +88,11 @@
       <w:pPr>
         <w:rPr>
           <w:rFonts w:ascii="Gotham" w:hAnsi="Gotham" w:cs="Arial"/>
-          <w:highlight w:val="yellow"/>
-        </w:rPr>
-      </w:pPr>
-      <w:r>
-        <w:rPr>
-          <w:rFonts w:ascii="Gotham" w:hAnsi="Gotham" w:cs="Arial"/>
-          <w:highlight w:val="yellow"/>
+        </w:rPr>
+      </w:pPr>
+      <w:r>
+        <w:rPr>
+          <w:rFonts w:ascii="Gotham" w:hAnsi="Gotham" w:cs="Arial"/>
         </w:rPr>
         <w:t>{{</w:t>
       </w:r>
@@ -102,7 +100,6 @@
       <w:r>
         <w:rPr>
           <w:rFonts w:ascii="Gotham" w:hAnsi="Gotham" w:cs="Arial"/>
-          <w:highlight w:val="yellow"/>
         </w:rPr>
         <w:t>date_today</w:t>
       </w:r>
@@ -110,7 +107,6 @@
       <w:r>
         <w:rPr>
           <w:rFonts w:ascii="Gotham" w:hAnsi="Gotham" w:cs="Arial"/>
-          <w:highlight w:val="yellow"/>
         </w:rPr>
         <w:t>}}</w:t>
       </w:r>
@@ -119,21 +115,18 @@
       <w:pPr>
         <w:rPr>
           <w:rFonts w:ascii="Gotham" w:hAnsi="Gotham" w:cs="Arial"/>
-          <w:highlight w:val="yellow"/>
-        </w:rPr>
-      </w:pPr>
-    </w:p>
-    <w:p>
-      <w:pPr>
-        <w:rPr>
-          <w:rFonts w:ascii="Gotham" w:hAnsi="Gotham" w:cs="Arial"/>
-          <w:highlight w:val="yellow"/>
-        </w:rPr>
-      </w:pPr>
-      <w:r>
-        <w:rPr>
-          <w:rFonts w:ascii="Gotham" w:hAnsi="Gotham" w:cs="Arial"/>
-          <w:highlight w:val="yellow"/>
+        </w:rPr>
+      </w:pPr>
+    </w:p>
+    <w:p>
+      <w:pPr>
+        <w:rPr>
+          <w:rFonts w:ascii="Gotham" w:hAnsi="Gotham" w:cs="Arial"/>
+        </w:rPr>
+      </w:pPr>
+      <w:r>
+        <w:rPr>
+          <w:rFonts w:ascii="Gotham" w:hAnsi="Gotham" w:cs="Arial"/>
         </w:rPr>
         <w:t>{{</w:t>
       </w:r>
@@ -141,7 +134,6 @@
       <w:r>
         <w:rPr>
           <w:rFonts w:ascii="Gotham" w:hAnsi="Gotham" w:cs="Arial"/>
-          <w:highlight w:val="yellow"/>
         </w:rPr>
         <w:t>employee_name</w:t>
       </w:r>
@@ -149,7 +141,6 @@
       <w:r>
         <w:rPr>
           <w:rFonts w:ascii="Gotham" w:hAnsi="Gotham" w:cs="Arial"/>
-          <w:highlight w:val="yellow"/>
         </w:rPr>
         <w:t>}}</w:t>
       </w:r>
@@ -158,20 +149,18 @@
       <w:pPr>
         <w:rPr>
           <w:rFonts w:ascii="Gotham" w:hAnsi="Gotham" w:cs="Arial"/>
-          <w:highlight w:val="yellow"/>
-        </w:rPr>
-      </w:pPr>
-    </w:p>
-    <w:p>
-      <w:pPr>
-        <w:rPr>
-          <w:rFonts w:ascii="Gotham" w:hAnsi="Gotham" w:cs="Arial"/>
-        </w:rPr>
-      </w:pPr>
-      <w:r>
-        <w:rPr>
-          <w:rFonts w:ascii="Gotham" w:hAnsi="Gotham" w:cs="Arial"/>
-          <w:highlight w:val="yellow"/>
+        </w:rPr>
+      </w:pPr>
+    </w:p>
+    <w:p>
+      <w:pPr>
+        <w:rPr>
+          <w:rFonts w:ascii="Gotham" w:hAnsi="Gotham" w:cs="Arial"/>
+        </w:rPr>
+      </w:pPr>
+      <w:r>
+        <w:rPr>
+          <w:rFonts w:ascii="Gotham" w:hAnsi="Gotham" w:cs="Arial"/>
         </w:rPr>
         <w:t>{{</w:t>
       </w:r>
@@ -179,7 +168,6 @@
       <w:r>
         <w:rPr>
           <w:rFonts w:ascii="Gotham" w:hAnsi="Gotham" w:cs="Arial"/>
-          <w:highlight w:val="yellow"/>
         </w:rPr>
         <w:t>employee_address</w:t>
       </w:r>
@@ -187,7 +175,6 @@
       <w:r>
         <w:rPr>
           <w:rFonts w:ascii="Gotham" w:hAnsi="Gotham" w:cs="Arial"/>
-          <w:highlight w:val="yellow"/>
         </w:rPr>
         <w:t>}}</w:t>
       </w:r>
@@ -221,7 +208,6 @@
       <w:r>
         <w:rPr>
           <w:rFonts w:ascii="Gotham" w:hAnsi="Gotham" w:cs="Arial"/>
-          <w:highlight w:val="yellow"/>
         </w:rPr>
         <w:t>{{</w:t>
       </w:r>
@@ -229,7 +215,6 @@
       <w:r>
         <w:rPr>
           <w:rFonts w:ascii="Gotham" w:hAnsi="Gotham" w:cs="Arial"/>
-          <w:highlight w:val="yellow"/>
         </w:rPr>
         <w:t>employee_name</w:t>
       </w:r>
@@ -237,7 +222,6 @@
       <w:r>
         <w:rPr>
           <w:rFonts w:ascii="Gotham" w:hAnsi="Gotham" w:cs="Arial"/>
-          <w:highlight w:val="yellow"/>
         </w:rPr>
         <w:t>}}</w:t>
       </w:r>
@@ -286,7 +270,6 @@
       <w:r>
         <w:rPr>
           <w:rFonts w:ascii="Gotham" w:hAnsi="Gotham" w:cs="Arial"/>
-          <w:highlight w:val="yellow"/>
         </w:rPr>
         <w:t>{{position}}</w:t>
       </w:r>
@@ -296,25 +279,28 @@
         </w:rPr>
         <w:t xml:space="preserve"> with </w:t>
       </w:r>
+      <w:r>
+        <w:rPr>
+          <w:rFonts w:ascii="Gotham" w:hAnsi="Gotham" w:cs="Arial"/>
+          <w:u w:val="single"/>
+        </w:rPr>
+        <w:t>{{</w:t>
+      </w:r>
       <w:proofErr w:type="spellStart"/>
       <w:r>
         <w:rPr>
           <w:rFonts w:ascii="Gotham" w:hAnsi="Gotham" w:cs="Arial"/>
-          <w:b/>
-          <w:bCs/>
           <w:u w:val="single"/>
         </w:rPr>
-        <w:t>Finolex</w:t>
+        <w:t>company_name</w:t>
       </w:r>
       <w:proofErr w:type="spellEnd"/>
       <w:r>
         <w:rPr>
           <w:rFonts w:ascii="Gotham" w:hAnsi="Gotham" w:cs="Arial"/>
-          <w:b/>
-          <w:bCs/>
           <w:u w:val="single"/>
         </w:rPr>
-        <w:t xml:space="preserve"> Auto Pty Ltd</w:t>
+        <w:t>}}</w:t>
       </w:r>
       <w:r>
         <w:rPr>
@@ -331,7 +317,6 @@
       <w:r>
         <w:rPr>
           <w:rFonts w:ascii="Gotham" w:hAnsi="Gotham" w:cs="Arial"/>
-          <w:highlight w:val="yellow"/>
         </w:rPr>
         <w:t>{{</w:t>
       </w:r>
@@ -339,7 +324,6 @@
       <w:r>
         <w:rPr>
           <w:rFonts w:ascii="Gotham" w:hAnsi="Gotham" w:cs="Arial"/>
-          <w:highlight w:val="yellow"/>
         </w:rPr>
         <w:t>start_date</w:t>
       </w:r>
@@ -347,133 +331,170 @@
       <w:r>
         <w:rPr>
           <w:rFonts w:ascii="Gotham" w:hAnsi="Gotham" w:cs="Arial"/>
-          <w:highlight w:val="yellow"/>
         </w:rPr>
         <w:t>}}</w:t>
       </w:r>
       <w:r>
         <w:rPr>
           <w:rFonts w:ascii="Gotham" w:hAnsi="Gotham" w:cs="Arial"/>
-          <w:highlight w:val="yellow"/>
+        </w:rPr>
+        <w:t xml:space="preserve">. </w:t>
+      </w:r>
+    </w:p>
+    <w:p>
+      <w:pPr>
+        <w:rPr>
+          <w:rFonts w:ascii="Gotham" w:hAnsi="Gotham" w:cs="Arial"/>
+        </w:rPr>
+      </w:pPr>
+    </w:p>
+    <w:p>
+      <w:pPr>
+        <w:rPr>
+          <w:rFonts w:ascii="Gotham" w:hAnsi="Gotham" w:cs="Arial"/>
+        </w:rPr>
+      </w:pPr>
+      <w:r>
+        <w:rPr>
+          <w:rFonts w:ascii="Gotham" w:hAnsi="Gotham" w:cs="Arial"/>
+        </w:rPr>
+        <w:t xml:space="preserve">As a </w:t>
+      </w:r>
+      <w:r>
+        <w:rPr>
+          <w:rFonts w:ascii="Gotham" w:hAnsi="Gotham" w:cs="Arial"/>
+        </w:rPr>
+        <w:t>casual you</w:t>
+      </w:r>
+      <w:r>
+        <w:rPr>
+          <w:rFonts w:ascii="Gotham" w:hAnsi="Gotham" w:cs="Arial"/>
+        </w:rPr>
+        <w:t xml:space="preserve"> are engaged by the hour and paid for work on an hourly basis</w:t>
+      </w:r>
+      <w:r>
+        <w:rPr>
+          <w:rFonts w:ascii="Gotham" w:hAnsi="Gotham" w:cs="Arial"/>
+        </w:rPr>
+        <w:t xml:space="preserve">, </w:t>
+      </w:r>
+      <w:r>
+        <w:rPr>
+          <w:rFonts w:ascii="Gotham" w:hAnsi="Gotham" w:cs="Arial"/>
+        </w:rPr>
+        <w:t xml:space="preserve">and </w:t>
+      </w:r>
+      <w:r>
+        <w:rPr>
+          <w:rFonts w:ascii="Gotham" w:hAnsi="Gotham" w:cs="Arial"/>
+        </w:rPr>
+        <w:t>there is no guarantee of ongoing or regular work</w:t>
+      </w:r>
+      <w:r>
+        <w:rPr>
+          <w:rFonts w:ascii="Gotham" w:hAnsi="Gotham" w:cs="Arial"/>
+        </w:rPr>
+        <w:t xml:space="preserve">. </w:t>
+      </w:r>
+      <w:r>
+        <w:rPr>
+          <w:rFonts w:ascii="Gotham" w:hAnsi="Gotham" w:cs="Arial"/>
+        </w:rPr>
+        <w:t xml:space="preserve"> </w:t>
+      </w:r>
+      <w:r>
+        <w:rPr>
+          <w:rFonts w:ascii="Gotham" w:hAnsi="Gotham" w:cs="Arial"/>
+        </w:rPr>
+        <w:t xml:space="preserve">There may be periods when no suitable </w:t>
+      </w:r>
+      <w:r>
+        <w:rPr>
+          <w:rFonts w:ascii="Gotham" w:hAnsi="Gotham" w:cs="Arial"/>
+        </w:rPr>
+        <w:t xml:space="preserve">work can be offered to or is available to you. </w:t>
+      </w:r>
+    </w:p>
+    <w:p>
+      <w:pPr>
+        <w:rPr>
+          <w:rFonts w:ascii="Gotham" w:hAnsi="Gotham" w:cs="Arial"/>
+        </w:rPr>
+      </w:pPr>
+    </w:p>
+    <w:p>
+      <w:pPr>
+        <w:rPr>
+          <w:rFonts w:ascii="Gotham" w:hAnsi="Gotham" w:cs="Arial"/>
+        </w:rPr>
+      </w:pPr>
+      <w:r>
+        <w:rPr>
+          <w:rFonts w:ascii="Gotham" w:hAnsi="Gotham" w:cs="Arial"/>
+        </w:rPr>
+        <w:t xml:space="preserve">The terms and conditions of your employment with the Company are set out in this letter of offer. To accept this offer of </w:t>
+      </w:r>
+      <w:r>
+        <w:rPr>
+          <w:rFonts w:ascii="Gotham" w:hAnsi="Gotham" w:cs="Arial"/>
+        </w:rPr>
+        <w:t xml:space="preserve">casual </w:t>
+      </w:r>
+      <w:r>
+        <w:rPr>
+          <w:rFonts w:ascii="Gotham" w:hAnsi="Gotham" w:cs="Arial"/>
+        </w:rPr>
+        <w:t xml:space="preserve">employment please return a signed and dated copy of this document to me by </w:t>
+      </w:r>
+      <w:r>
+        <w:rPr>
+          <w:rFonts w:ascii="Gotham" w:hAnsi="Gotham" w:cs="Arial"/>
+        </w:rPr>
+        <w:t>{{</w:t>
+      </w:r>
+      <w:proofErr w:type="spellStart"/>
+      <w:r>
+        <w:rPr>
+          <w:rFonts w:ascii="Gotham" w:hAnsi="Gotham" w:cs="Arial"/>
+        </w:rPr>
+        <w:t>date_today</w:t>
+      </w:r>
+      <w:proofErr w:type="spellEnd"/>
+      <w:r>
+        <w:rPr>
+          <w:rFonts w:ascii="Gotham" w:hAnsi="Gotham" w:cs="Arial"/>
+        </w:rPr>
+        <w:t>}}</w:t>
+      </w:r>
+      <w:r>
+        <w:rPr>
+          <w:rFonts w:ascii="Gotham" w:hAnsi="Gotham" w:cs="Arial"/>
         </w:rPr>
         <w:t>.</w:t>
       </w:r>
-      <w:r>
-        <w:rPr>
-          <w:rFonts w:ascii="Gotham" w:hAnsi="Gotham" w:cs="Arial"/>
-        </w:rPr>
-        <w:t xml:space="preserve"> </w:t>
-      </w:r>
-    </w:p>
-    <w:p>
-      <w:pPr>
-        <w:rPr>
-          <w:rFonts w:ascii="Gotham" w:hAnsi="Gotham" w:cs="Arial"/>
-        </w:rPr>
-      </w:pPr>
-    </w:p>
-    <w:p>
-      <w:pPr>
-        <w:rPr>
-          <w:rFonts w:ascii="Gotham" w:hAnsi="Gotham" w:cs="Arial"/>
-        </w:rPr>
-      </w:pPr>
-      <w:r>
-        <w:rPr>
-          <w:rFonts w:ascii="Gotham" w:hAnsi="Gotham" w:cs="Arial"/>
-        </w:rPr>
-        <w:t xml:space="preserve">As a </w:t>
-      </w:r>
-      <w:r>
-        <w:rPr>
-          <w:rFonts w:ascii="Gotham" w:hAnsi="Gotham" w:cs="Arial"/>
-        </w:rPr>
-        <w:t>casual you</w:t>
-      </w:r>
-      <w:r>
-        <w:rPr>
-          <w:rFonts w:ascii="Gotham" w:hAnsi="Gotham" w:cs="Arial"/>
-        </w:rPr>
-        <w:t xml:space="preserve"> are engaged by the hour and paid for work on an hourly basis</w:t>
-      </w:r>
-      <w:r>
-        <w:rPr>
-          <w:rFonts w:ascii="Gotham" w:hAnsi="Gotham" w:cs="Arial"/>
-        </w:rPr>
-        <w:t xml:space="preserve">, </w:t>
-      </w:r>
-      <w:r>
-        <w:rPr>
-          <w:rFonts w:ascii="Gotham" w:hAnsi="Gotham" w:cs="Arial"/>
-        </w:rPr>
-        <w:t xml:space="preserve">and </w:t>
-      </w:r>
-      <w:r>
-        <w:rPr>
-          <w:rFonts w:ascii="Gotham" w:hAnsi="Gotham" w:cs="Arial"/>
-        </w:rPr>
-        <w:t>there is no guarantee of ongoing or regular work</w:t>
-      </w:r>
-      <w:r>
-        <w:rPr>
-          <w:rFonts w:ascii="Gotham" w:hAnsi="Gotham" w:cs="Arial"/>
-        </w:rPr>
-        <w:t xml:space="preserve">. </w:t>
-      </w:r>
-      <w:r>
-        <w:rPr>
-          <w:rFonts w:ascii="Gotham" w:hAnsi="Gotham" w:cs="Arial"/>
-        </w:rPr>
-        <w:t xml:space="preserve"> </w:t>
-      </w:r>
-      <w:r>
-        <w:rPr>
-          <w:rFonts w:ascii="Gotham" w:hAnsi="Gotham" w:cs="Arial"/>
-        </w:rPr>
-        <w:t xml:space="preserve">There may be periods when no suitable </w:t>
-      </w:r>
-      <w:r>
-        <w:rPr>
-          <w:rFonts w:ascii="Gotham" w:hAnsi="Gotham" w:cs="Arial"/>
-        </w:rPr>
-        <w:t xml:space="preserve">work can be offered to or is available to you. </w:t>
-      </w:r>
-    </w:p>
-    <w:p>
-      <w:pPr>
-        <w:rPr>
-          <w:rFonts w:ascii="Gotham" w:hAnsi="Gotham" w:cs="Arial"/>
-        </w:rPr>
-      </w:pPr>
-    </w:p>
-    <w:p>
-      <w:pPr>
-        <w:rPr>
-          <w:rFonts w:ascii="Gotham" w:hAnsi="Gotham" w:cs="Arial"/>
-        </w:rPr>
-      </w:pPr>
-      <w:r>
-        <w:rPr>
-          <w:rFonts w:ascii="Gotham" w:hAnsi="Gotham" w:cs="Arial"/>
-        </w:rPr>
-        <w:t xml:space="preserve">The terms and conditions of your employment with the Company are set out in this letter of offer. To accept this offer of </w:t>
-      </w:r>
-      <w:r>
-        <w:rPr>
-          <w:rFonts w:ascii="Gotham" w:hAnsi="Gotham" w:cs="Arial"/>
-        </w:rPr>
-        <w:t xml:space="preserve">casual </w:t>
-      </w:r>
-      <w:r>
-        <w:rPr>
-          <w:rFonts w:ascii="Gotham" w:hAnsi="Gotham" w:cs="Arial"/>
-        </w:rPr>
-        <w:t xml:space="preserve">employment please return a signed and dated copy of this document to me by </w:t>
-      </w:r>
-      <w:r>
-        <w:rPr>
-          <w:rFonts w:ascii="Gotham" w:hAnsi="Gotham" w:cs="Arial"/>
-          <w:highlight w:val="yellow"/>
+    </w:p>
+    <w:p>
+      <w:pPr>
+        <w:rPr>
+          <w:rFonts w:ascii="Gotham" w:hAnsi="Gotham" w:cs="Arial"/>
+        </w:rPr>
+      </w:pPr>
+    </w:p>
+    <w:p>
+      <w:pPr>
+        <w:rPr>
+          <w:rFonts w:ascii="Gotham" w:hAnsi="Gotham" w:cs="Arial"/>
+        </w:rPr>
+      </w:pPr>
+      <w:r>
+        <w:rPr>
+          <w:rFonts w:ascii="Gotham" w:hAnsi="Gotham" w:cs="Arial"/>
+        </w:rPr>
+        <w:t xml:space="preserve">If you have any questions about the terms and conditions of employment, please don’t hesitate to contact </w:t>
+      </w:r>
+      <w:r>
+        <w:rPr>
+          <w:rFonts w:ascii="Gotham" w:hAnsi="Gotham" w:cs="Arial"/>
         </w:rPr>
         <w:t>{{</w:t>
       </w:r>
@@ -481,22 +502,45 @@
       <w:r>
         <w:rPr>
           <w:rFonts w:ascii="Gotham" w:hAnsi="Gotham" w:cs="Arial"/>
-          <w:highlight w:val="yellow"/>
-        </w:rPr>
-        <w:t>date_today</w:t>
+        </w:rPr>
+        <w:t>manager_name</w:t>
       </w:r>
       <w:proofErr w:type="spellEnd"/>
       <w:r>
         <w:rPr>
           <w:rFonts w:ascii="Gotham" w:hAnsi="Gotham" w:cs="Arial"/>
-          <w:highlight w:val="yellow"/>
         </w:rPr>
         <w:t>}}</w:t>
       </w:r>
       <w:r>
         <w:rPr>
           <w:rFonts w:ascii="Gotham" w:hAnsi="Gotham" w:cs="Arial"/>
-          <w:highlight w:val="yellow"/>
+        </w:rPr>
+        <w:t xml:space="preserve">, Manager, </w:t>
+      </w:r>
+      <w:r>
+        <w:rPr>
+          <w:rFonts w:ascii="Gotham" w:hAnsi="Gotham" w:cs="Arial"/>
+        </w:rPr>
+        <w:t>{{</w:t>
+      </w:r>
+      <w:proofErr w:type="spellStart"/>
+      <w:r>
+        <w:rPr>
+          <w:rFonts w:ascii="Gotham" w:hAnsi="Gotham" w:cs="Arial"/>
+        </w:rPr>
+        <w:t>manager_phone</w:t>
+      </w:r>
+      <w:proofErr w:type="spellEnd"/>
+      <w:r>
+        <w:rPr>
+          <w:rFonts w:ascii="Gotham" w:hAnsi="Gotham" w:cs="Arial"/>
+        </w:rPr>
+        <w:t>}}</w:t>
+      </w:r>
+      <w:r>
+        <w:rPr>
+          <w:rFonts w:ascii="Gotham" w:hAnsi="Gotham" w:cs="Arial"/>
         </w:rPr>
         <w:t>.</w:t>
       </w:r>
@@ -518,32 +562,6 @@
         <w:rPr>
           <w:rFonts w:ascii="Gotham" w:hAnsi="Gotham" w:cs="Arial"/>
         </w:rPr>
-        <w:t xml:space="preserve">If you have any questions about the terms and conditions of employment, please don’t hesitate to contact </w:t>
-      </w:r>
-      <w:r>
-        <w:rPr>
-          <w:rFonts w:ascii="Gotham" w:hAnsi="Gotham" w:cs="Arial"/>
-        </w:rPr>
-        <w:t>Harpreet Singh, Manager, 0414409284.</w:t>
-      </w:r>
-    </w:p>
-    <w:p>
-      <w:pPr>
-        <w:rPr>
-          <w:rFonts w:ascii="Gotham" w:hAnsi="Gotham" w:cs="Arial"/>
-        </w:rPr>
-      </w:pPr>
-    </w:p>
-    <w:p>
-      <w:pPr>
-        <w:rPr>
-          <w:rFonts w:ascii="Gotham" w:hAnsi="Gotham" w:cs="Arial"/>
-        </w:rPr>
-      </w:pPr>
-      <w:r>
-        <w:rPr>
-          <w:rFonts w:ascii="Gotham" w:hAnsi="Gotham" w:cs="Arial"/>
-        </w:rPr>
         <w:t>We look forward to working with you and developing a mutually beneficial engagement.</w:t>
       </w:r>
     </w:p>
@@ -578,14 +596,6 @@
       <w:pPr>
         <w:rPr>
           <w:rFonts w:ascii="Gotham" w:hAnsi="Gotham" w:cs="Arial"/>
-        </w:rPr>
-      </w:pPr>
-    </w:p>
-    <w:p>
-      <w:pPr>
-        <w:rPr>
-          <w:rFonts w:ascii="Gotham" w:hAnsi="Gotham" w:cs="Arial"/>
-          <w:highlight w:val="yellow"/>
         </w:rPr>
       </w:pPr>
       <w:r>
@@ -596,18 +606,18 @@
         <mc:AlternateContent>
           <mc:Choice Requires="wpi">
             <w:drawing>
-              <wp:anchor distT="0" distB="0" distL="114300" distR="114300" simplePos="0" relativeHeight="251664384" behindDoc="0" locked="0" layoutInCell="1" allowOverlap="1" wp14:anchorId="706BAC02" wp14:editId="496190CA">
+              <wp:anchor distT="0" distB="0" distL="114300" distR="114300" simplePos="0" relativeHeight="251663360" behindDoc="0" locked="0" layoutInCell="1" allowOverlap="1" wp14:anchorId="201674AE" wp14:editId="3E0E16F3">
                 <wp:simplePos x="0" y="0"/>
                 <wp:positionH relativeFrom="column">
-                  <wp:posOffset>177800</wp:posOffset>
+                  <wp:posOffset>-179070</wp:posOffset>
                 </wp:positionH>
                 <wp:positionV relativeFrom="paragraph">
-                  <wp:posOffset>-111125</wp:posOffset>
+                  <wp:posOffset>54610</wp:posOffset>
                 </wp:positionV>
-                <wp:extent cx="648240" cy="345900"/>
-                <wp:effectExtent l="38100" t="38100" r="19050" b="35560"/>
+                <wp:extent cx="1265040" cy="305640"/>
+                <wp:effectExtent l="38100" t="38100" r="11430" b="37465"/>
                 <wp:wrapNone/>
-                <wp:docPr id="645549782" name="Ink 7"/>
+                <wp:docPr id="1778537063" name="Ink 5"/>
                 <wp:cNvGraphicFramePr/>
                 <a:graphic xmlns:a="http://schemas.openxmlformats.org/drawingml/2006/main">
                   <a:graphicData uri="http://schemas.microsoft.com/office/word/2010/wordprocessingInk">
@@ -617,7 +627,7 @@
                       </w14:nvContentPartPr>
                       <w14:xfrm>
                         <a:off x="0" y="0"/>
-                        <a:ext cx="648240" cy="345900"/>
+                        <a:ext cx="1265040" cy="305640"/>
                       </w14:xfrm>
                     </w14:contentPart>
                   </a:graphicData>
@@ -627,7 +637,7 @@
           </mc:Choice>
           <mc:Fallback>
             <w:pict>
-              <v:shapetype w14:anchorId="1C90C3BA" id="_x0000_t75" coordsize="21600,21600" o:spt="75" o:preferrelative="t" path="m@4@5l@4@11@9@11@9@5xe" filled="f" stroked="f">
+              <v:shapetype w14:anchorId="3E9FF21B" id="_x0000_t75" coordsize="21600,21600" o:spt="75" o:preferrelative="t" path="m@4@5l@4@11@9@11@9@5xe" filled="f" stroked="f">
                 <v:stroke joinstyle="miter"/>
                 <v:formulas>
                   <v:f eqn="if lineDrawn pixelLineWidth 0"/>
@@ -646,7 +656,7 @@
                 <v:path o:extrusionok="f" gradientshapeok="t" o:connecttype="rect"/>
                 <o:lock v:ext="edit" aspectratio="t"/>
               </v:shapetype>
-              <v:shape id="Ink 7" o:spid="_x0000_s1026" type="#_x0000_t75" style="position:absolute;margin-left:13.5pt;margin-top:-9.25pt;width:52.05pt;height:28.25pt;z-index:251664384;visibility:visible;mso-wrap-style:square;mso-wrap-distance-left:9pt;mso-wrap-distance-top:0;mso-wrap-distance-right:9pt;mso-wrap-distance-bottom:0;mso-position-horizontal:absolute;mso-position-horizontal-relative:text;mso-position-vertical:absolute;mso-position-vertical-relative:text" o:gfxdata="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">
+              <v:shape id="Ink 5" o:spid="_x0000_s1026" type="#_x0000_t75" style="position:absolute;margin-left:-14.6pt;margin-top:3.8pt;width:100.55pt;height:25.05pt;z-index:251663360;visibility:visible;mso-wrap-style:square;mso-wrap-distance-left:9pt;mso-wrap-distance-top:0;mso-wrap-distance-right:9pt;mso-wrap-distance-bottom:0;mso-position-horizontal:absolute;mso-position-horizontal-relative:text;mso-position-vertical:absolute;mso-position-vertical-relative:text" o:gfxdata="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">
                 <v:imagedata r:id="rId12" o:title=""/>
               </v:shape>
             </w:pict>
@@ -658,21 +668,41 @@
       <w:pPr>
         <w:rPr>
           <w:rFonts w:ascii="Gotham" w:hAnsi="Gotham" w:cs="Arial"/>
-          <w:highlight w:val="yellow"/>
-        </w:rPr>
-      </w:pPr>
-    </w:p>
-    <w:p>
-      <w:pPr>
-        <w:rPr>
-          <w:rFonts w:ascii="Gotham" w:hAnsi="Gotham" w:cs="Arial"/>
-        </w:rPr>
-      </w:pPr>
-      <w:r>
-        <w:rPr>
-          <w:rFonts w:ascii="Gotham" w:hAnsi="Gotham" w:cs="Arial"/>
-        </w:rPr>
-        <w:t>Harpreet Singh</w:t>
+        </w:rPr>
+      </w:pPr>
+    </w:p>
+    <w:p>
+      <w:pPr>
+        <w:rPr>
+          <w:rFonts w:ascii="Gotham" w:hAnsi="Gotham" w:cs="Arial"/>
+        </w:rPr>
+      </w:pPr>
+    </w:p>
+    <w:p>
+      <w:pPr>
+        <w:rPr>
+          <w:rFonts w:ascii="Gotham" w:hAnsi="Gotham" w:cs="Arial"/>
+        </w:rPr>
+      </w:pPr>
+      <w:r>
+        <w:rPr>
+          <w:rFonts w:ascii="Gotham" w:hAnsi="Gotham" w:cs="Arial"/>
+        </w:rPr>
+        <w:t>{{</w:t>
+      </w:r>
+      <w:proofErr w:type="spellStart"/>
+      <w:r>
+        <w:rPr>
+          <w:rFonts w:ascii="Gotham" w:hAnsi="Gotham" w:cs="Arial"/>
+        </w:rPr>
+        <w:t>manager_name</w:t>
+      </w:r>
+      <w:proofErr w:type="spellEnd"/>
+      <w:r>
+        <w:rPr>
+          <w:rFonts w:ascii="Gotham" w:hAnsi="Gotham" w:cs="Arial"/>
+        </w:rPr>
+        <w:t>}}</w:t>
       </w:r>
     </w:p>
     <w:p>
@@ -692,42 +722,51 @@
       <w:pPr>
         <w:rPr>
           <w:rFonts w:ascii="Gotham" w:hAnsi="Gotham" w:cs="Arial"/>
-          <w:highlight w:val="yellow"/>
-        </w:rPr>
-      </w:pPr>
-    </w:p>
-    <w:p>
-      <w:pPr>
-        <w:rPr>
-          <w:rFonts w:ascii="Gotham" w:hAnsi="Gotham" w:cs="Arial"/>
-        </w:rPr>
-      </w:pPr>
-      <w:r>
-        <w:rPr>
-          <w:rFonts w:ascii="Gotham" w:hAnsi="Gotham" w:cs="Arial"/>
-          <w:highlight w:val="yellow"/>
-        </w:rPr>
-        <w:t>Date:</w:t>
-      </w:r>
-      <w:r>
-        <w:rPr>
-          <w:rFonts w:ascii="Gotham" w:hAnsi="Gotham" w:cs="Arial"/>
-          <w:highlight w:val="yellow"/>
+        </w:rPr>
+      </w:pPr>
+    </w:p>
+    <w:p>
+      <w:pPr>
+        <w:rPr>
+          <w:rFonts w:ascii="Gotham" w:hAnsi="Gotham" w:cs="Arial"/>
+        </w:rPr>
+      </w:pPr>
+      <w:r>
+        <w:rPr>
+          <w:rFonts w:ascii="Gotham" w:hAnsi="Gotham" w:cs="Arial"/>
+        </w:rPr>
+        <w:t>Date</w:t>
+      </w:r>
+      <w:proofErr w:type="gramStart"/>
+      <w:r>
+        <w:rPr>
+          <w:rFonts w:ascii="Gotham" w:hAnsi="Gotham" w:cs="Arial"/>
+        </w:rPr>
+        <w:t>:</w:t>
+      </w:r>
+      <w:r>
+        <w:rPr>
+          <w:rFonts w:ascii="Gotham" w:hAnsi="Gotham" w:cs="Arial"/>
         </w:rPr>
         <w:t xml:space="preserve">  </w:t>
       </w:r>
       <w:r>
         <w:rPr>
           <w:rFonts w:ascii="Gotham" w:hAnsi="Gotham" w:cs="Arial"/>
-          <w:highlight w:val="yellow"/>
-        </w:rPr>
-        <w:t>{{</w:t>
+        </w:rPr>
+        <w:t>{</w:t>
+      </w:r>
+      <w:proofErr w:type="gramEnd"/>
+      <w:r>
+        <w:rPr>
+          <w:rFonts w:ascii="Gotham" w:hAnsi="Gotham" w:cs="Arial"/>
+        </w:rPr>
+        <w:t>{</w:t>
       </w:r>
       <w:proofErr w:type="spellStart"/>
       <w:r>
         <w:rPr>
           <w:rFonts w:ascii="Gotham" w:hAnsi="Gotham" w:cs="Arial"/>
-          <w:highlight w:val="yellow"/>
         </w:rPr>
         <w:t>date_today</w:t>
       </w:r>
@@ -735,7 +774,6 @@
       <w:r>
         <w:rPr>
           <w:rFonts w:ascii="Gotham" w:hAnsi="Gotham" w:cs="Arial"/>
-          <w:highlight w:val="yellow"/>
         </w:rPr>
         <w:t>}}</w:t>
       </w:r>
@@ -851,7 +889,6 @@
           <w:color w:val="auto"/>
           <w:sz w:val="22"/>
           <w:szCs w:val="22"/>
-          <w:highlight w:val="yellow"/>
         </w:rPr>
         <w:t>{{</w:t>
       </w:r>
@@ -862,7 +899,6 @@
           <w:color w:val="auto"/>
           <w:sz w:val="22"/>
           <w:szCs w:val="22"/>
-          <w:highlight w:val="yellow"/>
         </w:rPr>
         <w:t>date_today</w:t>
       </w:r>
@@ -873,7 +909,6 @@
           <w:color w:val="auto"/>
           <w:sz w:val="22"/>
           <w:szCs w:val="22"/>
-          <w:highlight w:val="yellow"/>
         </w:rPr>
         <w:t>}}</w:t>
       </w:r>
@@ -897,7 +932,6 @@
         </w:rPr>
         <w:t xml:space="preserve">between </w:t>
       </w:r>
-      <w:proofErr w:type="spellStart"/>
       <w:r>
         <w:rPr>
           <w:rFonts w:ascii="Gotham" w:eastAsia="Calibri" w:hAnsi="Gotham" w:cs="Arial"/>
@@ -905,9 +939,9 @@
           <w:sz w:val="22"/>
           <w:szCs w:val="22"/>
         </w:rPr>
-        <w:t>Finolex</w:t>
-      </w:r>
-      <w:proofErr w:type="spellEnd"/>
+        <w:t>{{</w:t>
+      </w:r>
+      <w:proofErr w:type="spellStart"/>
       <w:r>
         <w:rPr>
           <w:rFonts w:ascii="Gotham" w:eastAsia="Calibri" w:hAnsi="Gotham" w:cs="Arial"/>
@@ -915,8 +949,9 @@
           <w:sz w:val="22"/>
           <w:szCs w:val="22"/>
         </w:rPr>
-        <w:t xml:space="preserve"> Auto Pty Ltd</w:t>
-      </w:r>
+        <w:t>company_name</w:t>
+      </w:r>
+      <w:proofErr w:type="spellEnd"/>
       <w:r>
         <w:rPr>
           <w:rFonts w:ascii="Gotham" w:eastAsia="Calibri" w:hAnsi="Gotham" w:cs="Arial"/>
@@ -924,6 +959,15 @@
           <w:sz w:val="22"/>
           <w:szCs w:val="22"/>
         </w:rPr>
+        <w:t>}}</w:t>
+      </w:r>
+      <w:r>
+        <w:rPr>
+          <w:rFonts w:ascii="Gotham" w:eastAsia="Calibri" w:hAnsi="Gotham" w:cs="Arial"/>
+          <w:color w:val="auto"/>
+          <w:sz w:val="22"/>
+          <w:szCs w:val="22"/>
+        </w:rPr>
         <w:t xml:space="preserve"> </w:t>
       </w:r>
       <w:r>
@@ -943,8 +987,9 @@
           <w:sz w:val="22"/>
           <w:szCs w:val="22"/>
         </w:rPr>
-        <w:t>Cockburn Gateways</w:t>
-      </w:r>
+        <w:t>{{</w:t>
+      </w:r>
+      <w:proofErr w:type="spellStart"/>
       <w:r>
         <w:rPr>
           <w:rFonts w:ascii="Gotham" w:eastAsia="Calibri" w:hAnsi="Gotham" w:cs="Arial"/>
@@ -952,6 +997,72 @@
           <w:sz w:val="22"/>
           <w:szCs w:val="22"/>
         </w:rPr>
+        <w:t>company_address</w:t>
+      </w:r>
+      <w:proofErr w:type="spellEnd"/>
+      <w:r>
+        <w:rPr>
+          <w:rFonts w:ascii="Gotham" w:eastAsia="Calibri" w:hAnsi="Gotham" w:cs="Arial"/>
+          <w:color w:val="auto"/>
+          <w:sz w:val="22"/>
+          <w:szCs w:val="22"/>
+        </w:rPr>
+        <w:t>}}</w:t>
+      </w:r>
+      <w:r>
+        <w:rPr>
+          <w:rFonts w:ascii="Gotham" w:eastAsia="Calibri" w:hAnsi="Gotham" w:cs="Arial"/>
+          <w:color w:val="auto"/>
+          <w:sz w:val="22"/>
+          <w:szCs w:val="22"/>
+        </w:rPr>
+        <w:t xml:space="preserve"> </w:t>
+      </w:r>
+      <w:r>
+        <w:rPr>
+          <w:rFonts w:ascii="Gotham" w:hAnsi="Gotham" w:cstheme="minorHAnsi"/>
+          <w:color w:val="auto"/>
+          <w:sz w:val="22"/>
+          <w:szCs w:val="22"/>
+        </w:rPr>
+        <w:t xml:space="preserve">and </w:t>
+      </w:r>
+      <w:r>
+        <w:rPr>
+          <w:rFonts w:ascii="Gotham" w:eastAsia="Calibri" w:hAnsi="Gotham" w:cs="Arial"/>
+          <w:color w:val="auto"/>
+          <w:sz w:val="22"/>
+          <w:szCs w:val="22"/>
+        </w:rPr>
+        <w:t>{{</w:t>
+      </w:r>
+      <w:proofErr w:type="spellStart"/>
+      <w:r>
+        <w:rPr>
+          <w:rFonts w:ascii="Gotham" w:eastAsia="Calibri" w:hAnsi="Gotham" w:cs="Arial"/>
+          <w:color w:val="auto"/>
+          <w:sz w:val="22"/>
+          <w:szCs w:val="22"/>
+        </w:rPr>
+        <w:t>employee_name</w:t>
+      </w:r>
+      <w:proofErr w:type="spellEnd"/>
+      <w:r>
+        <w:rPr>
+          <w:rFonts w:ascii="Gotham" w:eastAsia="Calibri" w:hAnsi="Gotham" w:cs="Arial"/>
+          <w:color w:val="auto"/>
+          <w:sz w:val="22"/>
+          <w:szCs w:val="22"/>
+        </w:rPr>
+        <w:t>}}</w:t>
+      </w:r>
+      <w:r>
+        <w:rPr>
+          <w:rFonts w:ascii="Gotham" w:eastAsia="Calibri" w:hAnsi="Gotham" w:cs="Arial"/>
+          <w:color w:val="auto"/>
+          <w:sz w:val="22"/>
+          <w:szCs w:val="22"/>
+        </w:rPr>
         <w:t xml:space="preserve"> </w:t>
       </w:r>
       <w:r>
@@ -962,36 +1073,7 @@
           <w:sz w:val="22"/>
           <w:szCs w:val="22"/>
         </w:rPr>
-        <w:t>(</w:t>
-      </w:r>
-      <w:r>
-        <w:rPr>
-          <w:rFonts w:ascii="Gotham" w:hAnsi="Gotham" w:cstheme="minorHAnsi"/>
-          <w:b/>
-          <w:color w:val="auto"/>
-          <w:sz w:val="22"/>
-          <w:szCs w:val="22"/>
-        </w:rPr>
-        <w:t>the Company</w:t>
-      </w:r>
-      <w:r>
-        <w:rPr>
-          <w:rFonts w:ascii="Gotham" w:hAnsi="Gotham" w:cstheme="minorHAnsi"/>
-          <w:bCs/>
-          <w:color w:val="auto"/>
-          <w:sz w:val="22"/>
-          <w:szCs w:val="22"/>
-        </w:rPr>
-        <w:t>)</w:t>
-      </w:r>
-      <w:r>
-        <w:rPr>
-          <w:rFonts w:ascii="Gotham" w:hAnsi="Gotham" w:cstheme="minorHAnsi"/>
-          <w:color w:val="auto"/>
-          <w:sz w:val="22"/>
-          <w:szCs w:val="22"/>
-        </w:rPr>
-        <w:t xml:space="preserve"> and </w:t>
+        <w:t xml:space="preserve">of </w:t>
       </w:r>
       <w:r>
         <w:rPr>
@@ -999,7 +1081,6 @@
           <w:color w:val="auto"/>
           <w:sz w:val="22"/>
           <w:szCs w:val="22"/>
-          <w:highlight w:val="yellow"/>
         </w:rPr>
         <w:t>{{</w:t>
       </w:r>
@@ -1010,9 +1091,8 @@
           <w:color w:val="auto"/>
           <w:sz w:val="22"/>
           <w:szCs w:val="22"/>
-          <w:highlight w:val="yellow"/>
-        </w:rPr>
-        <w:t>employee_name</w:t>
+        </w:rPr>
+        <w:t>employee_address</w:t>
       </w:r>
       <w:proofErr w:type="spellEnd"/>
       <w:r>
@@ -1021,101 +1101,8 @@
           <w:color w:val="auto"/>
           <w:sz w:val="22"/>
           <w:szCs w:val="22"/>
-          <w:highlight w:val="yellow"/>
         </w:rPr>
         <w:t>}}</w:t>
-      </w:r>
-      <w:r>
-        <w:rPr>
-          <w:rFonts w:ascii="Gotham" w:eastAsia="Calibri" w:hAnsi="Gotham" w:cs="Arial"/>
-          <w:color w:val="auto"/>
-          <w:sz w:val="22"/>
-          <w:szCs w:val="22"/>
-          <w:highlight w:val="yellow"/>
-        </w:rPr>
-        <w:t xml:space="preserve"> </w:t>
-      </w:r>
-      <w:r>
-        <w:rPr>
-          <w:rFonts w:ascii="Gotham" w:hAnsi="Gotham" w:cstheme="minorHAnsi"/>
-          <w:bCs/>
-          <w:color w:val="auto"/>
-          <w:sz w:val="22"/>
-          <w:szCs w:val="22"/>
-          <w:highlight w:val="yellow"/>
-        </w:rPr>
-        <w:t xml:space="preserve">of </w:t>
-      </w:r>
-      <w:r>
-        <w:rPr>
-          <w:rFonts w:ascii="Gotham" w:eastAsia="Calibri" w:hAnsi="Gotham" w:cs="Arial"/>
-          <w:color w:val="auto"/>
-          <w:sz w:val="22"/>
-          <w:szCs w:val="22"/>
-          <w:highlight w:val="yellow"/>
-        </w:rPr>
-        <w:t>{{</w:t>
-      </w:r>
-      <w:proofErr w:type="spellStart"/>
-      <w:r>
-        <w:rPr>
-          <w:rFonts w:ascii="Gotham" w:eastAsia="Calibri" w:hAnsi="Gotham" w:cs="Arial"/>
-          <w:color w:val="auto"/>
-          <w:sz w:val="22"/>
-          <w:szCs w:val="22"/>
-          <w:highlight w:val="yellow"/>
-        </w:rPr>
-        <w:t>employee_address</w:t>
-      </w:r>
-      <w:proofErr w:type="spellEnd"/>
-      <w:r>
-        <w:rPr>
-          <w:rFonts w:ascii="Gotham" w:eastAsia="Calibri" w:hAnsi="Gotham" w:cs="Arial"/>
-          <w:color w:val="auto"/>
-          <w:sz w:val="22"/>
-          <w:szCs w:val="22"/>
-          <w:highlight w:val="yellow"/>
-        </w:rPr>
-        <w:t>}}</w:t>
-      </w:r>
-      <w:r>
-        <w:rPr>
-          <w:rFonts w:ascii="Gotham" w:eastAsia="Calibri" w:hAnsi="Gotham" w:cs="Arial"/>
-          <w:color w:val="auto"/>
-          <w:sz w:val="22"/>
-          <w:szCs w:val="22"/>
-        </w:rPr>
-        <w:t xml:space="preserve"> (</w:t>
-      </w:r>
-      <w:r>
-        <w:rPr>
-          <w:rFonts w:ascii="Gotham" w:eastAsia="Calibri" w:hAnsi="Gotham" w:cs="Arial"/>
-          <w:b/>
-          <w:bCs/>
-          <w:color w:val="auto"/>
-          <w:sz w:val="22"/>
-          <w:szCs w:val="22"/>
-        </w:rPr>
-        <w:t>You</w:t>
-      </w:r>
-      <w:r>
-        <w:rPr>
-          <w:rFonts w:ascii="Gotham" w:eastAsia="Calibri" w:hAnsi="Gotham" w:cs="Arial"/>
-          <w:color w:val="auto"/>
-          <w:sz w:val="22"/>
-          <w:szCs w:val="22"/>
-        </w:rPr>
-        <w:t>)</w:t>
-      </w:r>
-      <w:r>
-        <w:rPr>
-          <w:rFonts w:ascii="Gotham" w:hAnsi="Gotham" w:cstheme="minorHAnsi"/>
-          <w:bCs/>
-          <w:color w:val="auto"/>
-          <w:sz w:val="22"/>
-          <w:szCs w:val="22"/>
-        </w:rPr>
-        <w:t>.</w:t>
       </w:r>
     </w:p>
     <w:p>
@@ -1201,7 +1188,6 @@
       <w:r>
         <w:rPr>
           <w:rFonts w:ascii="Gotham" w:eastAsia="Calibri" w:hAnsi="Gotham" w:cs="Arial"/>
-          <w:highlight w:val="yellow"/>
         </w:rPr>
         <w:t>{{position}}</w:t>
       </w:r>
@@ -1270,7 +1256,6 @@
       <w:r>
         <w:rPr>
           <w:rFonts w:ascii="Gotham" w:eastAsia="Calibri" w:hAnsi="Gotham" w:cs="Arial"/>
-          <w:highlight w:val="yellow"/>
         </w:rPr>
         <w:t>{{</w:t>
       </w:r>
@@ -1278,7 +1263,6 @@
       <w:r>
         <w:rPr>
           <w:rFonts w:ascii="Gotham" w:eastAsia="Calibri" w:hAnsi="Gotham" w:cs="Arial"/>
-          <w:highlight w:val="yellow"/>
         </w:rPr>
         <w:t>start_date</w:t>
       </w:r>
@@ -1286,14 +1270,12 @@
       <w:r>
         <w:rPr>
           <w:rFonts w:ascii="Gotham" w:eastAsia="Calibri" w:hAnsi="Gotham" w:cs="Arial"/>
-          <w:highlight w:val="yellow"/>
         </w:rPr>
         <w:t>}}</w:t>
       </w:r>
       <w:r>
         <w:rPr>
           <w:rFonts w:ascii="Gotham" w:hAnsi="Gotham" w:cstheme="minorHAnsi"/>
-          <w:highlight w:val="yellow"/>
         </w:rPr>
         <w:t>.</w:t>
       </w:r>
@@ -1357,13 +1339,21 @@
         <w:rPr>
           <w:rFonts w:ascii="Gotham" w:eastAsia="Calibri" w:hAnsi="Gotham" w:cs="Arial"/>
         </w:rPr>
-        <w:t>Harpreet Singh</w:t>
-      </w:r>
-      <w:r>
-        <w:rPr>
-          <w:rFonts w:ascii="Gotham" w:hAnsi="Gotham" w:cstheme="minorHAnsi"/>
-        </w:rPr>
-        <w:t xml:space="preserve"> </w:t>
+        <w:t>{{</w:t>
+      </w:r>
+      <w:proofErr w:type="spellStart"/>
+      <w:r>
+        <w:rPr>
+          <w:rFonts w:ascii="Gotham" w:eastAsia="Calibri" w:hAnsi="Gotham" w:cs="Arial"/>
+        </w:rPr>
+        <w:t>manager_name</w:t>
+      </w:r>
+      <w:proofErr w:type="spellEnd"/>
+      <w:r>
+        <w:rPr>
+          <w:rFonts w:ascii="Gotham" w:eastAsia="Calibri" w:hAnsi="Gotham" w:cs="Arial"/>
+        </w:rPr>
+        <w:t>}}</w:t>
       </w:r>
     </w:p>
     <w:p>
@@ -1416,18 +1406,18 @@
         <w:ind w:left="720"/>
       </w:pPr>
       <w:r>
-        <w:t xml:space="preserve">816 </w:t>
+        <w:t>{{</w:t>
       </w:r>
       <w:proofErr w:type="spellStart"/>
       <w:r>
-        <w:t>Beeliar</w:t>
+        <w:t>company_address</w:t>
       </w:r>
       <w:proofErr w:type="spellEnd"/>
       <w:r>
-        <w:t xml:space="preserve"> Drive, Cockburn Gateways</w:t>
-      </w:r>
-      <w:r>
-        <w:t xml:space="preserve"> or other Company business location within a reasonable distance from this location.</w:t>
+        <w:t>}}</w:t>
+      </w:r>
+      <w:r>
+        <w:t xml:space="preserve"> </w:t>
       </w:r>
     </w:p>
     <w:p>
@@ -1489,42 +1479,36 @@
       <w:r>
         <w:rPr>
           <w:rFonts w:ascii="Gotham" w:hAnsi="Gotham" w:cstheme="minorHAnsi"/>
-          <w:highlight w:val="yellow"/>
         </w:rPr>
         <w:t xml:space="preserve">This position is covered by the </w:t>
       </w:r>
       <w:r>
         <w:rPr>
           <w:rFonts w:ascii="Gotham" w:eastAsia="Calibri" w:hAnsi="Gotham" w:cs="Arial"/>
-          <w:highlight w:val="yellow"/>
         </w:rPr>
         <w:t xml:space="preserve">Vehicle Repairs, Service and Retail Award 2020. </w:t>
       </w:r>
       <w:r>
         <w:rPr>
           <w:rFonts w:ascii="Gotham" w:hAnsi="Gotham" w:cstheme="minorHAnsi"/>
-          <w:highlight w:val="yellow"/>
         </w:rPr>
         <w:t xml:space="preserve">This position has been classified as a </w:t>
       </w:r>
       <w:r>
         <w:rPr>
           <w:rFonts w:ascii="Gotham" w:eastAsia="Calibri" w:hAnsi="Gotham" w:cs="Arial"/>
-          <w:highlight w:val="yellow"/>
         </w:rPr>
         <w:t>level</w:t>
       </w:r>
       <w:r>
         <w:rPr>
           <w:rFonts w:ascii="Gotham" w:eastAsia="Calibri" w:hAnsi="Gotham" w:cs="Arial"/>
-          <w:highlight w:val="yellow"/>
         </w:rPr>
         <w:t xml:space="preserve"> 1</w:t>
       </w:r>
       <w:r>
         <w:rPr>
           <w:rFonts w:ascii="Gotham" w:hAnsi="Gotham" w:cstheme="minorHAnsi"/>
-          <w:highlight w:val="yellow"/>
         </w:rPr>
         <w:t xml:space="preserve"> under the applicable industrial instrument.</w:t>
       </w:r>
@@ -2678,7 +2662,6 @@
           <w:rFonts w:ascii="Gotham" w:hAnsi="Gotham" w:cs="Arial"/>
           <w:b/>
           <w:bCs/>
-          <w:highlight w:val="green"/>
           <w:u w:val="single"/>
         </w:rPr>
         <w:t>$30.35</w:t>
@@ -2750,97 +2733,83 @@
         </w:numPr>
         <w:rPr>
           <w:rFonts w:ascii="Gotham" w:hAnsi="Gotham" w:cs="Arial"/>
-          <w:highlight w:val="yellow"/>
-        </w:rPr>
-      </w:pPr>
-      <w:r>
-        <w:rPr>
-          <w:rFonts w:ascii="Gotham" w:hAnsi="Gotham" w:cs="Arial"/>
-          <w:highlight w:val="yellow"/>
+        </w:rPr>
+      </w:pPr>
+      <w:r>
+        <w:rPr>
+          <w:rFonts w:ascii="Gotham" w:hAnsi="Gotham" w:cs="Arial"/>
         </w:rPr>
         <w:t xml:space="preserve">The amount we pay you consists of amounts referable to </w:t>
       </w:r>
       <w:r>
         <w:rPr>
           <w:rFonts w:ascii="Gotham" w:hAnsi="Gotham" w:cs="Arial"/>
-          <w:highlight w:val="yellow"/>
         </w:rPr>
         <w:t xml:space="preserve">all </w:t>
       </w:r>
       <w:r>
         <w:rPr>
           <w:rFonts w:ascii="Gotham" w:hAnsi="Gotham" w:cs="Arial"/>
-          <w:highlight w:val="yellow"/>
         </w:rPr>
         <w:t xml:space="preserve">your entitlements pursuant to your </w:t>
       </w:r>
       <w:r>
         <w:rPr>
           <w:rFonts w:ascii="Gotham" w:hAnsi="Gotham" w:cs="Arial"/>
-          <w:highlight w:val="yellow"/>
         </w:rPr>
         <w:t>industrial instrumen</w:t>
       </w:r>
       <w:r>
         <w:rPr>
           <w:rFonts w:ascii="Gotham" w:hAnsi="Gotham" w:cs="Arial"/>
-          <w:highlight w:val="yellow"/>
         </w:rPr>
         <w:t>t</w:t>
       </w:r>
       <w:r>
         <w:rPr>
           <w:rFonts w:ascii="Gotham" w:hAnsi="Gotham" w:cs="Arial"/>
-          <w:highlight w:val="yellow"/>
         </w:rPr>
         <w:t xml:space="preserve">. For </w:t>
       </w:r>
       <w:r>
         <w:rPr>
           <w:rFonts w:ascii="Gotham" w:hAnsi="Gotham" w:cs="Arial"/>
-          <w:highlight w:val="yellow"/>
         </w:rPr>
         <w:t>example,</w:t>
       </w:r>
       <w:r>
         <w:rPr>
           <w:rFonts w:ascii="Gotham" w:hAnsi="Gotham" w:cs="Arial"/>
-          <w:highlight w:val="yellow"/>
         </w:rPr>
         <w:t xml:space="preserve"> and without limitation, the payment includes payments for any entitlements you may have to shift, public holiday, </w:t>
       </w:r>
       <w:r>
         <w:rPr>
           <w:rFonts w:ascii="Gotham" w:hAnsi="Gotham" w:cs="Arial"/>
-          <w:highlight w:val="yellow"/>
         </w:rPr>
         <w:t xml:space="preserve">and overtime </w:t>
       </w:r>
       <w:r>
         <w:rPr>
           <w:rFonts w:ascii="Gotham" w:hAnsi="Gotham" w:cs="Arial"/>
-          <w:highlight w:val="yellow"/>
         </w:rPr>
         <w:t>penalties</w:t>
       </w:r>
       <w:r>
         <w:rPr>
           <w:rFonts w:ascii="Gotham" w:hAnsi="Gotham" w:cs="Arial"/>
-          <w:highlight w:val="yellow"/>
         </w:rPr>
         <w:t xml:space="preserve"> rates</w:t>
       </w:r>
       <w:r>
         <w:rPr>
           <w:rFonts w:ascii="Gotham" w:hAnsi="Gotham" w:cs="Arial"/>
-          <w:highlight w:val="yellow"/>
         </w:rPr>
         <w:t>, meal allowances, travel allowances, plus any other allowance, penalty or entitlement under your industrial instrument.</w:t>
       </w:r>
       <w:r>
         <w:rPr>
           <w:rFonts w:ascii="Gotham" w:hAnsi="Gotham" w:cs="Arial"/>
-          <w:highlight w:val="yellow"/>
         </w:rPr>
         <w:t xml:space="preserve"> </w:t>
       </w:r>
@@ -2851,7 +2820,6 @@
         <w:ind w:left="360"/>
         <w:rPr>
           <w:rFonts w:ascii="Gotham" w:hAnsi="Gotham" w:cs="Arial"/>
-          <w:highlight w:val="yellow"/>
         </w:rPr>
       </w:pPr>
     </w:p>
@@ -2864,104 +2832,89 @@
         </w:numPr>
         <w:rPr>
           <w:rFonts w:ascii="Gotham" w:hAnsi="Gotham" w:cs="Arial"/>
-          <w:highlight w:val="yellow"/>
-        </w:rPr>
-      </w:pPr>
-      <w:r>
-        <w:rPr>
-          <w:rFonts w:ascii="Gotham" w:hAnsi="Gotham" w:cs="Arial"/>
-          <w:highlight w:val="yellow"/>
+        </w:rPr>
+      </w:pPr>
+      <w:r>
+        <w:rPr>
+          <w:rFonts w:ascii="Gotham" w:hAnsi="Gotham" w:cs="Arial"/>
         </w:rPr>
         <w:t>In addition</w:t>
       </w:r>
       <w:r>
         <w:rPr>
           <w:rFonts w:ascii="Gotham" w:hAnsi="Gotham" w:cs="Arial"/>
-          <w:highlight w:val="yellow"/>
         </w:rPr>
         <w:t>,</w:t>
       </w:r>
       <w:r>
         <w:rPr>
           <w:rFonts w:ascii="Gotham" w:hAnsi="Gotham" w:cs="Arial"/>
-          <w:highlight w:val="yellow"/>
         </w:rPr>
         <w:t xml:space="preserve"> the </w:t>
       </w:r>
       <w:r>
         <w:rPr>
           <w:rFonts w:ascii="Gotham" w:hAnsi="Gotham" w:cs="Arial"/>
-          <w:highlight w:val="yellow"/>
         </w:rPr>
         <w:t xml:space="preserve">amount we pay you </w:t>
       </w:r>
       <w:r>
         <w:rPr>
           <w:rFonts w:ascii="Gotham" w:hAnsi="Gotham" w:cs="Arial"/>
-          <w:highlight w:val="yellow"/>
         </w:rPr>
         <w:t xml:space="preserve">includes </w:t>
       </w:r>
       <w:r>
         <w:rPr>
           <w:rFonts w:ascii="Gotham" w:hAnsi="Gotham" w:cs="Arial"/>
-          <w:highlight w:val="yellow"/>
         </w:rPr>
         <w:t>and absorbs the</w:t>
       </w:r>
       <w:r>
         <w:rPr>
           <w:rFonts w:ascii="Gotham" w:hAnsi="Gotham" w:cs="Arial"/>
-          <w:highlight w:val="yellow"/>
         </w:rPr>
         <w:t xml:space="preserve"> casual loading which you are entitled to receive</w:t>
       </w:r>
       <w:r>
         <w:rPr>
           <w:rFonts w:ascii="Gotham" w:hAnsi="Gotham" w:cs="Arial"/>
-          <w:highlight w:val="yellow"/>
         </w:rPr>
         <w:t xml:space="preserve"> as a casual employee. The casual loading is there to</w:t>
       </w:r>
       <w:r>
         <w:rPr>
           <w:rFonts w:ascii="Gotham" w:hAnsi="Gotham" w:cs="Arial"/>
-          <w:highlight w:val="yellow"/>
         </w:rPr>
         <w:t xml:space="preserve"> </w:t>
       </w:r>
       <w:r>
         <w:rPr>
           <w:rFonts w:ascii="Gotham" w:hAnsi="Gotham" w:cs="Arial"/>
-          <w:highlight w:val="yellow"/>
         </w:rPr>
         <w:t xml:space="preserve">compensate you for not receiving paid entitlements under the NES </w:t>
       </w:r>
       <w:r>
         <w:rPr>
           <w:rFonts w:ascii="Gotham" w:hAnsi="Gotham" w:cs="Arial"/>
-          <w:highlight w:val="yellow"/>
         </w:rPr>
         <w:t>t</w:t>
       </w:r>
       <w:r>
         <w:rPr>
           <w:rFonts w:ascii="Gotham" w:hAnsi="Gotham" w:cs="Arial"/>
-          <w:highlight w:val="yellow"/>
         </w:rPr>
         <w:t xml:space="preserve">hat apply to permanent </w:t>
       </w:r>
       <w:r>
         <w:rPr>
           <w:rFonts w:ascii="Gotham" w:hAnsi="Gotham" w:cs="Arial"/>
-          <w:highlight w:val="yellow"/>
         </w:rPr>
         <w:t xml:space="preserve">full </w:t>
       </w:r>
       <w:r>
         <w:rPr>
           <w:rFonts w:ascii="Gotham" w:hAnsi="Gotham" w:cs="Arial"/>
-          <w:highlight w:val="yellow"/>
         </w:rPr>
         <w:t xml:space="preserve">and part time employees. </w:t>
       </w:r>
@@ -2971,7 +2924,6 @@
         <w:pStyle w:val="ListParagraph"/>
         <w:rPr>
           <w:rFonts w:ascii="Gotham" w:hAnsi="Gotham" w:cs="Arial"/>
-          <w:highlight w:val="yellow"/>
         </w:rPr>
       </w:pPr>
     </w:p>
@@ -2984,41 +2936,35 @@
         </w:numPr>
         <w:rPr>
           <w:rFonts w:ascii="Gotham" w:hAnsi="Gotham" w:cs="Arial"/>
-          <w:highlight w:val="yellow"/>
-        </w:rPr>
-      </w:pPr>
-      <w:r>
-        <w:rPr>
-          <w:rFonts w:ascii="Gotham" w:hAnsi="Gotham" w:cs="Arial"/>
-          <w:highlight w:val="yellow"/>
+        </w:rPr>
+      </w:pPr>
+      <w:r>
+        <w:rPr>
+          <w:rFonts w:ascii="Gotham" w:hAnsi="Gotham" w:cs="Arial"/>
         </w:rPr>
         <w:t xml:space="preserve">Paid entitlements </w:t>
       </w:r>
       <w:r>
         <w:rPr>
           <w:rFonts w:ascii="Gotham" w:hAnsi="Gotham" w:cs="Arial"/>
-          <w:highlight w:val="yellow"/>
         </w:rPr>
         <w:t>include</w:t>
       </w:r>
       <w:r>
         <w:rPr>
           <w:rFonts w:ascii="Gotham" w:hAnsi="Gotham" w:cs="Arial"/>
-          <w:highlight w:val="yellow"/>
         </w:rPr>
         <w:t xml:space="preserve"> but </w:t>
       </w:r>
       <w:r>
         <w:rPr>
           <w:rFonts w:ascii="Gotham" w:hAnsi="Gotham" w:cs="Arial"/>
-          <w:highlight w:val="yellow"/>
         </w:rPr>
         <w:t xml:space="preserve">are </w:t>
       </w:r>
       <w:r>
         <w:rPr>
           <w:rFonts w:ascii="Gotham" w:hAnsi="Gotham" w:cs="Arial"/>
-          <w:highlight w:val="yellow"/>
         </w:rPr>
         <w:t>not limited to annual leave, personal/carer’s leave, compassionate leave, payment for absence on public holiday, payment in lieu of notice of termination and redundancy pay.</w:t>
       </w:r>
@@ -3028,7 +2974,6 @@
         <w:pStyle w:val="ListParagraph"/>
         <w:rPr>
           <w:rFonts w:ascii="Gotham" w:hAnsi="Gotham" w:cs="Arial"/>
-          <w:highlight w:val="yellow"/>
         </w:rPr>
       </w:pPr>
     </w:p>
@@ -3041,13 +2986,11 @@
         </w:numPr>
         <w:rPr>
           <w:rFonts w:ascii="Gotham" w:hAnsi="Gotham" w:cs="Arial"/>
-          <w:highlight w:val="yellow"/>
-        </w:rPr>
-      </w:pPr>
-      <w:r>
-        <w:rPr>
-          <w:rFonts w:ascii="Gotham" w:hAnsi="Gotham" w:cs="Arial"/>
-          <w:highlight w:val="yellow"/>
+        </w:rPr>
+      </w:pPr>
+      <w:r>
+        <w:rPr>
+          <w:rFonts w:ascii="Gotham" w:hAnsi="Gotham" w:cs="Arial"/>
         </w:rPr>
         <w:t>The provisions of the preceding paragraph are not an individual flexibility arrangement.</w:t>
       </w:r>
@@ -3084,15 +3027,7 @@
           <w:rFonts w:ascii="Gotham" w:hAnsi="Gotham" w:cs="Arial"/>
           <w:lang w:val="en-US"/>
         </w:rPr>
-        <w:t xml:space="preserve"> on a </w:t>
-      </w:r>
-      <w:r>
-        <w:rPr>
-          <w:rFonts w:ascii="Gotham" w:hAnsi="Gotham" w:cs="Arial"/>
-          <w:highlight w:val="yellow"/>
-          <w:lang w:val="en-US"/>
-        </w:rPr>
-        <w:t>weekly</w:t>
+        <w:t xml:space="preserve"> on a weekly</w:t>
       </w:r>
       <w:r>
         <w:rPr>
@@ -4508,7 +4443,21 @@
         <w:rPr>
           <w:rFonts w:ascii="Gotham" w:hAnsi="Gotham" w:cstheme="minorHAnsi"/>
         </w:rPr>
-        <w:t>You will sign any documents necessary to effect an assignment of such intellectual property rights to the Company as may be requested by it.</w:t>
+        <w:t xml:space="preserve">You will sign any documents necessary to </w:t>
+      </w:r>
+      <w:proofErr w:type="gramStart"/>
+      <w:r>
+        <w:rPr>
+          <w:rFonts w:ascii="Gotham" w:hAnsi="Gotham" w:cstheme="minorHAnsi"/>
+        </w:rPr>
+        <w:t>effect</w:t>
+      </w:r>
+      <w:proofErr w:type="gramEnd"/>
+      <w:r>
+        <w:rPr>
+          <w:rFonts w:ascii="Gotham" w:hAnsi="Gotham" w:cstheme="minorHAnsi"/>
+        </w:rPr>
+        <w:t xml:space="preserve"> an assignment of such intellectual property rights to the Company as may be requested by it.</w:t>
       </w:r>
     </w:p>
     <w:p>
@@ -4810,7 +4759,35 @@
         <w:rPr>
           <w:rFonts w:ascii="Gotham" w:hAnsi="Gotham" w:cstheme="minorBidi"/>
         </w:rPr>
-        <w:t>To the extent permitted by law, you authorise the Company to make deductions from payments we are legally obliged to make to you, to recover any amounts you owe to the Company.  You acknowledge that any such deduction is reasonable and principally for your benefit, and you agree to complete any documentation reasonably required by the Company to effect the deduction.</w:t>
+        <w:t xml:space="preserve">To the extent permitted by law, you authorise the Company to make deductions from payments we are legally obliged to make to </w:t>
+      </w:r>
+      <w:proofErr w:type="gramStart"/>
+      <w:r>
+        <w:rPr>
+          <w:rFonts w:ascii="Gotham" w:hAnsi="Gotham" w:cstheme="minorBidi"/>
+        </w:rPr>
+        <w:t>you,</w:t>
+      </w:r>
+      <w:proofErr w:type="gramEnd"/>
+      <w:r>
+        <w:rPr>
+          <w:rFonts w:ascii="Gotham" w:hAnsi="Gotham" w:cstheme="minorBidi"/>
+        </w:rPr>
+        <w:t xml:space="preserve"> to recover any amounts you owe to the Company.  You acknowledge that any such deduction is reasonable and principally for your benefit, and you agree to complete any documentation reasonably required by the Company to </w:t>
+      </w:r>
+      <w:proofErr w:type="gramStart"/>
+      <w:r>
+        <w:rPr>
+          <w:rFonts w:ascii="Gotham" w:hAnsi="Gotham" w:cstheme="minorBidi"/>
+        </w:rPr>
+        <w:t>effect</w:t>
+      </w:r>
+      <w:proofErr w:type="gramEnd"/>
+      <w:r>
+        <w:rPr>
+          <w:rFonts w:ascii="Gotham" w:hAnsi="Gotham" w:cstheme="minorBidi"/>
+        </w:rPr>
+        <w:t xml:space="preserve"> the deduction.</w:t>
       </w:r>
     </w:p>
     <w:p>
@@ -5065,6 +5042,14 @@
         </w:rPr>
         <w:t>{{signature}}</w:t>
       </w:r>
+    </w:p>
+    <w:p>
+      <w:pPr>
+        <w:rPr>
+          <w:rFonts w:ascii="Gotham" w:hAnsi="Gotham" w:cs="Arial"/>
+          <w:i/>
+        </w:rPr>
+      </w:pPr>
     </w:p>
     <w:p>
       <w:pPr>
@@ -5229,6 +5214,7 @@
         <w:rFonts w:ascii="Gotham" w:hAnsi="Gotham" w:cs="Calibri"/>
         <w:b/>
         <w:i/>
+        <w:color w:val="AC1C57" w:themeColor="accent1"/>
         <w:sz w:val="18"/>
         <w:szCs w:val="18"/>
       </w:rPr>
@@ -5241,7 +5227,7 @@
         <w:sz w:val="18"/>
         <w:szCs w:val="18"/>
       </w:rPr>
-      <w:t xml:space="preserve">Document last reviewed – </w:t>
+      <w:tab/>
     </w:r>
     <w:r>
       <w:rPr>
@@ -5251,209 +5237,8 @@
         <w:sz w:val="18"/>
         <w:szCs w:val="18"/>
       </w:rPr>
-      <w:t>July 202</w:t>
-    </w:r>
-    <w:r>
-      <w:rPr>
-        <w:rFonts w:ascii="Gotham" w:hAnsi="Gotham" w:cs="Calibri"/>
-        <w:b/>
-        <w:i/>
-        <w:sz w:val="18"/>
-        <w:szCs w:val="18"/>
-      </w:rPr>
-      <w:t>4</w:t>
-    </w:r>
-  </w:p>
-  <w:p>
-    <w:pPr>
-      <w:pStyle w:val="Footer"/>
-      <w:rPr>
-        <w:rFonts w:ascii="Gotham" w:hAnsi="Gotham" w:cs="Calibri"/>
-        <w:b/>
-        <w:i/>
-        <w:color w:val="AC1C57" w:themeColor="accent1"/>
-        <w:sz w:val="18"/>
-        <w:szCs w:val="18"/>
-      </w:rPr>
-    </w:pPr>
-    <w:r>
-      <w:rPr>
-        <w:rFonts w:ascii="Gotham" w:hAnsi="Gotham" w:cs="Calibri"/>
-        <w:b/>
-        <w:i/>
-        <w:sz w:val="18"/>
-        <w:szCs w:val="18"/>
-      </w:rPr>
-      <w:t xml:space="preserve">Authoriser: </w:t>
-    </w:r>
-    <w:r>
-      <w:rPr>
-        <w:rFonts w:ascii="Gotham" w:hAnsi="Gotham" w:cs="Calibri"/>
-        <w:b/>
-        <w:i/>
-        <w:sz w:val="18"/>
-        <w:szCs w:val="18"/>
-      </w:rPr>
-      <w:t>Workplace Compliance Manager</w:t>
-    </w:r>
-    <w:r>
-      <w:rPr>
-        <w:rFonts w:ascii="Gotham" w:hAnsi="Gotham" w:cs="Calibri"/>
-        <w:b/>
-        <w:i/>
-        <w:sz w:val="18"/>
-        <w:szCs w:val="18"/>
-      </w:rPr>
       <w:tab/>
     </w:r>
-    <w:r>
-      <w:rPr>
-        <w:rFonts w:ascii="Gotham" w:hAnsi="Gotham" w:cs="Calibri"/>
-        <w:b/>
-        <w:i/>
-        <w:sz w:val="18"/>
-        <w:szCs w:val="18"/>
-      </w:rPr>
-      <w:tab/>
-    </w:r>
-    <w:sdt>
-      <w:sdtPr>
-        <w:rPr>
-          <w:rFonts w:ascii="Gotham" w:hAnsi="Gotham"/>
-          <w:sz w:val="18"/>
-          <w:szCs w:val="18"/>
-        </w:rPr>
-        <w:id w:val="214012787"/>
-        <w:docPartObj>
-          <w:docPartGallery w:val="Page Numbers (Bottom of Page)"/>
-          <w:docPartUnique/>
-        </w:docPartObj>
-      </w:sdtPr>
-      <w:sdtContent>
-        <w:sdt>
-          <w:sdtPr>
-            <w:rPr>
-              <w:rFonts w:ascii="Gotham" w:hAnsi="Gotham"/>
-              <w:sz w:val="18"/>
-              <w:szCs w:val="18"/>
-            </w:rPr>
-            <w:id w:val="-195243353"/>
-            <w:docPartObj>
-              <w:docPartGallery w:val="Page Numbers (Top of Page)"/>
-              <w:docPartUnique/>
-            </w:docPartObj>
-          </w:sdtPr>
-          <w:sdtContent>
-            <w:r>
-              <w:rPr>
-                <w:rFonts w:ascii="Gotham" w:hAnsi="Gotham"/>
-                <w:sz w:val="18"/>
-                <w:szCs w:val="18"/>
-              </w:rPr>
-              <w:t xml:space="preserve">Page </w:t>
-            </w:r>
-            <w:r>
-              <w:rPr>
-                <w:rFonts w:ascii="Gotham" w:hAnsi="Gotham"/>
-                <w:bCs/>
-                <w:sz w:val="18"/>
-                <w:szCs w:val="18"/>
-              </w:rPr>
-              <w:fldChar w:fldCharType="begin"/>
-            </w:r>
-            <w:r>
-              <w:rPr>
-                <w:rFonts w:ascii="Gotham" w:hAnsi="Gotham"/>
-                <w:bCs/>
-                <w:sz w:val="18"/>
-                <w:szCs w:val="18"/>
-              </w:rPr>
-              <w:instrText xml:space="preserve"> PAGE </w:instrText>
-            </w:r>
-            <w:r>
-              <w:rPr>
-                <w:rFonts w:ascii="Gotham" w:hAnsi="Gotham"/>
-                <w:bCs/>
-                <w:sz w:val="18"/>
-                <w:szCs w:val="18"/>
-              </w:rPr>
-              <w:fldChar w:fldCharType="separate"/>
-            </w:r>
-            <w:r>
-              <w:rPr>
-                <w:rFonts w:ascii="Gotham" w:hAnsi="Gotham"/>
-                <w:bCs/>
-                <w:sz w:val="18"/>
-                <w:szCs w:val="18"/>
-              </w:rPr>
-              <w:t>1</w:t>
-            </w:r>
-            <w:r>
-              <w:rPr>
-                <w:rFonts w:ascii="Gotham" w:hAnsi="Gotham"/>
-                <w:bCs/>
-                <w:sz w:val="18"/>
-                <w:szCs w:val="18"/>
-              </w:rPr>
-              <w:fldChar w:fldCharType="end"/>
-            </w:r>
-            <w:r>
-              <w:rPr>
-                <w:rFonts w:ascii="Gotham" w:hAnsi="Gotham"/>
-                <w:sz w:val="18"/>
-                <w:szCs w:val="18"/>
-              </w:rPr>
-              <w:t xml:space="preserve"> of </w:t>
-            </w:r>
-            <w:r>
-              <w:rPr>
-                <w:rFonts w:ascii="Gotham" w:hAnsi="Gotham"/>
-                <w:bCs/>
-                <w:sz w:val="18"/>
-                <w:szCs w:val="18"/>
-              </w:rPr>
-              <w:fldChar w:fldCharType="begin"/>
-            </w:r>
-            <w:r>
-              <w:rPr>
-                <w:rFonts w:ascii="Gotham" w:hAnsi="Gotham"/>
-                <w:bCs/>
-                <w:sz w:val="18"/>
-                <w:szCs w:val="18"/>
-              </w:rPr>
-              <w:instrText xml:space="preserve"> NUMPAGES  </w:instrText>
-            </w:r>
-            <w:r>
-              <w:rPr>
-                <w:rFonts w:ascii="Gotham" w:hAnsi="Gotham"/>
-                <w:bCs/>
-                <w:sz w:val="18"/>
-                <w:szCs w:val="18"/>
-              </w:rPr>
-              <w:fldChar w:fldCharType="separate"/>
-            </w:r>
-            <w:r>
-              <w:rPr>
-                <w:rFonts w:ascii="Gotham" w:hAnsi="Gotham"/>
-                <w:bCs/>
-                <w:sz w:val="18"/>
-                <w:szCs w:val="18"/>
-              </w:rPr>
-              <w:t>6</w:t>
-            </w:r>
-            <w:r>
-              <w:rPr>
-                <w:rFonts w:ascii="Gotham" w:hAnsi="Gotham"/>
-                <w:bCs/>
-                <w:sz w:val="18"/>
-                <w:szCs w:val="18"/>
-              </w:rPr>
-              <w:fldChar w:fldCharType="end"/>
-            </w:r>
-          </w:sdtContent>
-        </w:sdt>
-      </w:sdtContent>
-    </w:sdt>
   </w:p>
 </w:ftr>
 </file>
@@ -9164,7 +8949,6 @@
   <w:style w:type="character" w:default="1" w:styleId="DefaultParagraphFont">
     <w:name w:val="Default Paragraph Font"/>
     <w:uiPriority w:val="1"/>
-    <w:semiHidden/>
     <w:unhideWhenUsed/>
   </w:style>
   <w:style w:type="table" w:default="1" w:styleId="TableNormal">
@@ -9587,18 +9371,17 @@
           <inkml:channelProperty channel="F" name="resolution" value="0" units="1/dev"/>
         </inkml:channelProperties>
       </inkml:inkSource>
-      <inkml:timestamp xml:id="ts0" timeString="2026-04-23T04:07:38.442"/>
+      <inkml:timestamp xml:id="ts0" timeString="2026-05-05T08:21:47.613"/>
     </inkml:context>
     <inkml:brush xml:id="br0">
       <inkml:brushProperty name="width" value="0.035" units="cm"/>
       <inkml:brushProperty name="height" value="0.035" units="cm"/>
     </inkml:brush>
   </inkml:definitions>
-  <inkml:trace contextRef="#ctx0" brushRef="#br0">273 0 24575,'-2'2'0,"0"-1"0,0 1 0,1 0 0,-1 0 0,0 0 0,1 0 0,-1 0 0,1 0 0,0 0 0,0 1 0,0-1 0,0 0 0,0 1 0,0-1 0,0 0 0,0 5 0,-2 1 0,-9 31 0,1-1 0,-8 59 0,13-61 0,-1-1 0,-2 0 0,-20 55 0,4-16 0,21-60 0,0 0 0,-1 0 0,0 0 0,-1 0 0,0-1 0,-13 18 0,10-17 33,0 0 0,1 0 0,-7 20 0,-13 20-1530,17-37-5329</inkml:trace>
-  <inkml:trace contextRef="#ctx0" brushRef="#br0" timeOffset="1179.93">7 450 24575,'142'1'0,"156"-3"0,-293 3 0,0-1 0,0 0 0,0-1 0,-1 1 0,1-1 0,0 0 0,0 0 0,-1 0 0,1-1 0,-1 0 0,1 0 0,-1 0 0,0 0 0,0-1 0,0 0 0,0 1 0,0-2 0,0 1 0,-1 0 0,0-1 0,0 1 0,0-1 0,0 0 0,0 0 0,-1 0 0,1 0 0,-1-1 0,0 1 0,-1-1 0,1 1 0,-1-1 0,0 0 0,0 1 0,0-1 0,0-6 0,3-56 0,-8-106 0,2 128 0,2 414 101,-2-145-1567,2-186-5360</inkml:trace>
-  <inkml:trace contextRef="#ctx0" brushRef="#br0" timeOffset="1549.94">748 554 24575,'0'-4'0,"5"-2"0</inkml:trace>
-  <inkml:trace contextRef="#ctx0" brushRef="#br0" timeOffset="2749.98">1145 159 24575,'0'-3'0,"-1"1"0,1-1 0,-1 0 0,1 0 0,-1 0 0,0 1 0,0-1 0,-1 1 0,1-1 0,0 1 0,-1-1 0,1 1 0,-1 0 0,0-1 0,0 1 0,0 0 0,0 0 0,0 0 0,-1 1 0,1-1 0,0 1 0,-1-1 0,1 1 0,-1 0 0,0 0 0,1 0 0,-6-2 0,-8-1 0,-1 0 0,1 1 0,-26-2 0,31 4 0,4 0 0,1 0 0,-1 1 0,1 0 0,-1 0 0,1 0 0,-1 1 0,1 0 0,-1 0 0,1 1 0,0 0 0,0 0 0,-11 5 0,13-4 0,1 0 0,-1 0 0,0 0 0,1 1 0,0-1 0,0 1 0,0 0 0,0 0 0,1 0 0,-1 0 0,1 0 0,0 0 0,0 1 0,1-1 0,-1 1 0,1-1 0,0 1 0,0 6 0,-1 0 0,0 0 0,1 0 0,0 1 0,1-1 0,1 0 0,0 0 0,0 1 0,1-1 0,1 0 0,-1 0 0,2 0 0,4 10 0,0-6 0,0-1 0,1 1 0,0-2 0,1 0 0,1 0 0,0-1 0,19 16 0,-27-26 0,0 1 0,-1-1 0,1 1 0,-1 0 0,1-1 0,-1 1 0,0 0 0,0 0 0,0 0 0,0 1 0,-1-1 0,1 0 0,-1 1 0,0-1 0,0 1 0,0 0 0,1 6 0,-3-8 0,0 1 0,0 0 0,0 0 0,0-1 0,0 1 0,-1-1 0,1 1 0,-1-1 0,1 0 0,-1 0 0,0 0 0,0 1 0,0-2 0,0 1 0,0 0 0,-1 0 0,1-1 0,0 1 0,-1-1 0,1 0 0,-1 0 0,0 0 0,1 0 0,-1 0 0,-3 0 0,-24 9 0,-1-2 0,0-1 0,-49 4 0,-104 0 0,52-5 0,18 3 0,-181 39 0,260-37 0,35-10-41,-1-1 0,1 0-1,0 0 1,-1 0-1,1 0 1,0 0 0,-1 0-1,1 1 1,0-1 0,-1 0-1,1 0 1,0 1-1,-1-1 1,1 0 0,0 1-1,-1-1 1,1 0 0,0 0-1,0 1 1,0-1-1,-1 1 1,1-1 0,0 0-1,0 1 1,0-1 0,0 0-1,0 1 1,0-1-1,0 1 1,-1-1 0,1 0-1,1 2 1,8 6-6785</inkml:trace>
-  <inkml:trace contextRef="#ctx0" brushRef="#br0" timeOffset="5170.2">1014 396 24575,'7'5'0,"0"0"0,0 0 0,-1 0 0,0 1 0,0 0 0,0 0 0,0 0 0,-1 1 0,0 0 0,4 8 0,38 75 0,-44-83 0,-3-6 0,0-1 0,0 1 0,0-1 0,0 0 0,0 1 0,1-1 0,-1 1 0,0-1 0,0 0 0,0 1 0,0-1 0,1 0 0,-1 1 0,0-1 0,1 0 0,-1 1 0,0-1 0,1 0 0,-1 0 0,0 1 0,1-1 0,-1 0 0,0 0 0,1 0 0,-1 1 0,0-1 0,1 0 0,-1 0 0,1 0 0,-1 0 0,1 0 0,-1 0 0,1 0 0,9-11 0,-10 10 0,1 0 0,0 0 0,-1 0 0,1 0 0,0-1 0,0 1 0,0 0 0,-1 0 0,1 0 0,0 0 0,0 1 0,0-1 0,1 0 0,-1 0 0,0 1 0,0-1 0,0 0 0,1 1 0,-1-1 0,0 1 0,0 0 0,1-1 0,-1 1 0,0 0 0,1 0 0,-1 0 0,0 0 0,1 0 0,-1 0 0,0 0 0,3 1 0,1 0 0,0 1 0,1-1 0,-1 0 0,1 0 0,-1-1 0,1 1 0,-1-1 0,1-1 0,-1 1 0,1-1 0,-1 0 0,0 0 0,1 0 0,-1-1 0,0 0 0,0 0 0,0 0 0,0-1 0,0 1 0,7-7 0,29-11 0,-38 18 0,0 1 0,0-1 0,0 1 0,0 0 0,1 0 0,-1 0 0,0 1 0,1-1 0,-1 1 0,0 0 0,1 0 0,-1 0 0,1 0 0,-1 1 0,0-1 0,1 1 0,-1 0 0,0 0 0,0 0 0,1 0 0,-1 1 0,0-1 0,0 1 0,0 0 0,2 2 0,-2-1 0,0 0 0,-1 1 0,1-1 0,-1 1 0,0-1 0,0 1 0,0 0 0,-1 0 0,1 0 0,-1 0 0,0 0 0,0 0 0,0 0 0,-1 1 0,1-1 0,-1 0 0,0 0 0,0 0 0,-2 8 0,0 0 0,0-1 0,-1 1 0,-1-1 0,0 1 0,0-1 0,-1-1 0,-1 1 0,0-1 0,0 1 0,-1-2 0,0 1 0,-1-1 0,0 0 0,0-1 0,-1 1 0,0-2 0,0 1 0,-1-1 0,0-1 0,-12 6 0,-16 7 0,0-2 0,-1-2 0,0-1 0,-55 10 0,15-3 0,-1-5 0,-1-3 0,-1-3 0,-124-2 0,203-8 0,0 0 0,0 0 0,0-1 0,0 1 0,1-1 0,-1 1 0,0-1 0,0 0 0,0 0 0,0-1 0,1 1 0,-1-1 0,1 1 0,-1-1 0,1 0 0,-1 0 0,1 0 0,0 0 0,0 0 0,0 0 0,0-1 0,0 1 0,1-1 0,-1 1 0,-1-5 0,2 4 0,0-1 0,0 1 0,1-1 0,-1 0 0,1 1 0,0-1 0,0 0 0,0 1 0,0-1 0,1 0 0,-1 1 0,1-1 0,0 1 0,0-1 0,1 1 0,-1-1 0,1 1 0,-1 0 0,1 0 0,4-5 0,-3 4 0,1 0 0,-1 0 0,1 1 0,0-1 0,1 1 0,-1 0 0,1 0 0,-1 0 0,1 1 0,0 0 0,0 0 0,0 0 0,0 0 0,0 1 0,9-2 0,10 0 0,1 0 0,29 2 0,-26 1 0,287 3 0,151-7 0,-413-5 0,-53 9 0,0 0 0,0 0 0,-1-1 0,1 1 0,0 0 0,0 0 0,-1 0 0,1 0 0,0 0 0,0 0 0,-1 0 0,1 0 0,0 0 0,0-1 0,-1 1 0,1 0 0,0 0 0,0 0 0,0-1 0,0 1 0,-1 0 0,1 0 0,0 0 0,0-1 0,0 1 0,0 0 0,0 0 0,-1-1 0,1 1 0,0 0 0,0 0 0,0-1 0,0 1 0,0 0 0,0-1 0,0 1 0,0 0 0,0 0 0,0-1 0,0 1 0,0 0 0,0 0 0,1-1 0,-1 1 0,0 0 0,0 0 0,0-1 0,0 1 0,0 0 0,0 0 0,1-1 0,-1 1 0,0 0 0,0 0 0,0 0 0,0 0 0,1-1 0,-1 1 0,0 0 0,0 0 0,1 0 0,-1 0 0,0 0 0,0 0 0,1-1 0,-1 1 0,0 0 0,1 0 0,-23-10 0,0 1 0,-1 1 0,0 0 0,0 2 0,0 1 0,-1 1 0,-30-2 0,13 1 0,-42-11 0,81 16 0,0-1 0,0 1 0,0-1 0,0 1 0,1-1 0,-1 0 0,0 1 0,0-1 0,1 0 0,-1 0 0,0 0 0,1-1 0,-1 1 0,1 0 0,-1-1 0,1 1 0,0 0 0,0-1 0,0 0 0,-2-1 0,3 1 0,0 0 0,0 0 0,1 1 0,-1-1 0,0 0 0,0 0 0,1 0 0,-1 1 0,1-1 0,0 0 0,-1 1 0,1-1 0,0 0 0,0 1 0,0-1 0,0 1 0,0-1 0,1 1 0,-1 0 0,0-1 0,1 1 0,2-2 0,17-13 0,1 1 0,1 1 0,0 0 0,1 2 0,41-15 0,-49 20 0,283-109-1365,-168 72-5461</inkml:trace>
+  <inkml:trace contextRef="#ctx0" brushRef="#br0">875 280 24575,'0'72'0,"-3"0"0,-4 0 0,-29 130 0,27-147-1365,8-39-5461</inkml:trace>
+  <inkml:trace contextRef="#ctx0" brushRef="#br0" timeOffset="1020.78">1179 202 24575,'-9'1'0,"0"1"0,0 1 0,1 0 0,-1 0 0,1 0 0,-1 1 0,1 1 0,0-1 0,-8 8 0,-4 0 0,-40 21 0,23-14 0,0 2 0,2 1 0,1 2 0,-55 49 0,88-73 0,1 1 0,-1-1 0,1 1 0,-1 0 0,1-1 0,-1 1 0,1-1 0,0 1 0,-1 0 0,1-1 0,0 1 0,0 0 0,-1 0 0,1-1 0,0 1 0,0 0 0,0 0 0,0-1 0,0 1 0,0 0 0,0 0 0,0-1 0,0 1 0,0 0 0,0-1 0,1 1 0,-1 0 0,0 0 0,0-1 0,1 1 0,-1 0 0,0-1 0,1 1 0,-1 0 0,1-1 0,-1 1 0,1-1 0,-1 1 0,1-1 0,-1 1 0,1-1 0,0 1 0,-1-1 0,1 0 0,0 1 0,-1-1 0,1 0 0,0 0 0,-1 1 0,1-1 0,0 0 0,0 0 0,44 13 0,-43-12 0,350 49 0,-350-49-124,1-1 0,0 1 0,0 0 0,0 0 0,0 0 0,-1 0-1,1 0 1,-1 0 0,1 1 0,4 3 0,0 3-6702</inkml:trace>
+  <inkml:trace contextRef="#ctx0" brushRef="#br0" timeOffset="1378">1235 485 24575,'0'-3'0</inkml:trace>
+  <inkml:trace contextRef="#ctx0" brushRef="#br0" timeOffset="2835.35">1352 277 24575,'0'436'0,"-2"-594"0,8-226 0,-6 374 0,2 0 0,-1 0 0,1 0 0,1 0 0,0 1 0,0-1 0,1 0 0,0 1 0,1 0 0,0 0 0,8-11 0,-10 16 0,0 0 0,1 1 0,-1-1 0,1 1 0,0 0 0,0 0 0,0 0 0,1 1 0,-1-1 0,1 1 0,-1 0 0,1 0 0,0 1 0,-1 0 0,1-1 0,0 1 0,0 1 0,0-1 0,0 1 0,0 0 0,0 0 0,0 0 0,0 1 0,9 2 0,-12-2 0,1-1 0,-1 1 0,0 0 0,0 1 0,0-1 0,0 0 0,0 1 0,0-1 0,0 1 0,-1-1 0,1 1 0,0 0 0,-1 0 0,1 0 0,-1 0 0,0 0 0,0 0 0,0 0 0,0 0 0,0 0 0,0 1 0,0-1 0,-1 0 0,1 1 0,-1 2 0,3 9 0,-2 0 0,0 0 0,-1 16 0,0-16 0,2 32 0,0-20 0,-1-1 0,-2 1 0,0-1 0,-10 48 0,9-67 0,-1-1 0,0 1 0,0 0 0,0-1 0,-1 1 0,0-1 0,0 0 0,0 0 0,0-1 0,-1 1 0,0-1 0,0 0 0,0 0 0,0-1 0,-1 1 0,1-1 0,-1 0 0,0-1 0,0 0 0,-10 3 0,-15 4 0,0-2 0,-61 5 0,57-8 0,-64 6 0,43-6 0,-83 18 0,121-15 0,18-7 0,0 0 0,0 0 0,-1 0 0,1 0 0,0 1 0,0-1 0,0 0 0,0 0 0,0 0 0,0 0 0,0 0 0,0 0 0,0 1 0,0-1 0,0 0 0,0 0 0,0 0 0,0 0 0,0 0 0,0 0 0,0 1 0,0-1 0,0 0 0,0 0 0,0 0 0,0 0 0,0 0 0,0 1 0,0-1 0,0 0 0,0 0 0,0 0 0,0 0 0,0 0 0,0 0 0,1 0 0,-1 0 0,0 1 0,0-1 0,0 0 0,0 0 0,0 0 0,0 0 0,0 0 0,1 0 0,-1 0 0,0 0 0,0 0 0,0 0 0,0 0 0,0 0 0,0 0 0,1 0 0,-1 0 0,0 0 0,37 6 0,659 1 0,-449-10 0,-224 3 0,-32 1 0,-13 2 0,-459 76 0,147-21 0,-749 100 0,1079-157 0,-18 3 0,40-1 0,205-3 0,1589-72-2464,-428-82 1065,-1308 144-2929</inkml:trace>
 </inkml:ink>
 </file>
 
